--- a/data/ai_paras/AI_para_129.docx
+++ b/data/ai_paras/AI_para_129.docx
@@ -4,7 +4,7 @@
   <w:body>
     <w:p>
       <w:r>
-        <w:t>Jose and his mother’s case study portrays the delicate health issues due to their nutrition and lifestyle decisions. Analysis of this case study shows three major concerns: poor nutrition impact, sedentary lifestyle due to excessive screen time, and economic limitations. All these factors result in serious health consequences such as obesity in Jose and high blood pressure in his mother, indicating the need for focused interventions. Proposed interventions including nutrition education, affordable meal preparations, and exercise requirements provide the guiding framework to target these issues. In the future, in a setup of continuing monitoring along with the support from available community resources, proposed interventions can help Jose and his mother to bring a change in their nutrition and lifestyle choices. In the long term, it can lead to enhanced health conditions as well as well-being.</w:t>
+        <w:t>The case study highlights three interrelated issues that have a detrimental impact on Jose and his mother’s health. The first issue is an unhealthy diet and nutritional habits. Jose's and his mother’s diet heavily relies on fast food, which lacks essential nutrients, including fruits, vegetables, and whole grains. The second issue is unhealthy lifestyle habits, such as prolonged screen time, which leads to a sedentary lifestyle that increases Jose’s potential health risk factors, including obesity. The third issue involves economic and time constraints that restrict the family's capacity to acquire and prepare healthier foods, where the two factors make fast food an apparently more accessible option. These interrelated issues established a vicious cycle that influences adverse health outcomes, which requires a comprehensive understanding to fully address and manage the impact of these issues within their context.</w:t>
       </w:r>
     </w:p>
     <w:sectPr>
